--- a/L5/derivations/L5_WB1_SantaLuciaModel.docx
+++ b/L5/derivations/L5_WB1_SantaLuciaModel.docx
@@ -2107,7 +2107,7 @@
         <w:t>−2.24</w:t>
       </w:r>
       <w:r>
-        <w:t xml:space="preserve"> kcal/mol (Wait — the table shows GC/GC = −2.24. Let me verify the convention.)</w:t>
+        <w:t xml:space="preserve"> kcal/mol</w:t>
       </w:r>
     </w:p>
     <w:p>
